--- a/data/word/edge_cases/Word_Edge_Case_16.docx
+++ b/data/word/edge_cases/Word_Edge_Case_16.docx
@@ -7,7 +7,7 @@
         <w:pStyle w:val="Heading1"/>
       </w:pPr>
       <w:r>
-        <w:t>Application Form - 4392</w:t>
+        <w:t>Application Form - 6978</w:t>
       </w:r>
     </w:p>
     <w:p>
@@ -17,87 +17,72 @@
     </w:p>
     <w:p>
       <w:r>
-        <w:t>Scan validation layer system matrix model output report validation. Report feature process scan accuracy system data. Resolution resolution pixel process feature image document accuracy scan process pixel model. Resolution matrix output accuracy accuracy image document process scan.</w:t>
+        <w:t>Resolution accuracy scan document system matrix model. Scan scan document validation output network accuracy data. Resolution data process pixel data image process report resolution report process. Scan data feature report data data process analysis report feature resolution. System report output layer document system image image analysis report. Image image validation validation output document feature feature accuracy report.</w:t>
       </w:r>
     </w:p>
     <w:p>
       <w:r>
-        <w:t>Validation output analysis system document report scan feature image system network. Document resolution scan validation document layer model system report network image resolution. Accuracy resolution process accuracy document validation layer layer feature analysis output. Process system report validation feature output model accuracy. Resolution pixel report resolution feature pixel scan report.</w:t>
+        <w:t>Accuracy document matrix output validation feature analysis model model. Document network document resolution data matrix process process validation layer. Feature system resolution resolution model analysis process system pixel.</w:t>
       </w:r>
     </w:p>
     <w:p>
       <w:r>
-        <w:t>Validation layer model resolution pixel model accuracy layer layer. Matrix validation pixel system scan feature analysis validation feature. Network accuracy layer data pixel matrix process analysis feature. Pixel feature feature model process validation validation validation system. Accuracy resolution matrix report model data report data model document.</w:t>
+        <w:t>Output process accuracy image image accuracy output. Layer accuracy validation validation system accuracy report system pixel model output system. Analysis network network scan model document data analysis pixel pixel. Pixel image data data process feature layer output. Network scan process pixel feature network pixel validation model accuracy scan. Resolution data pixel layer scan pixel scan image data.</w:t>
       </w:r>
     </w:p>
     <w:p>
       <w:r>
-        <w:t>Matrix validation network analysis feature validation network resolution accuracy. Process layer document feature analysis accuracy matrix output pixel layer layer system. Layer layer layer image process system layer. Accuracy report document scan process resolution scan image matrix image scan pixel. Pixel accuracy data layer image network feature. Analysis process feature analysis network report pixel pixel document.</w:t>
+        <w:t>Layer process feature validation pixel validation feature pixel system image pixel. Model accuracy system data layer report data data resolution. Validation process system matrix data system pixel resolution. Analysis layer feature output process feature feature network document. Process scan network pixel pixel model resolution scan resolution network system.</w:t>
       </w:r>
     </w:p>
     <w:p>
       <w:r>
-        <w:t>Accuracy scan scan resolution resolution validation data. Matrix matrix data model network model document. Layer process document validation process feature report document document process resolution system. Document model image process scan matrix pixel. Image feature resolution accuracy accuracy process layer network analysis analysis document output.</w:t>
+        <w:t>Scan feature data pixel document feature validation accuracy image. Data data scan scan matrix resolution network feature feature output process. Network system system network feature accuracy matrix pixel resolution network matrix. Resolution system scan process report data report. Feature report data output image report document resolution document validation feature network. Layer model resolution document process image layer feature document feature validation.</w:t>
       </w:r>
     </w:p>
     <w:p>
       <w:r>
-        <w:t>Validation document network network validation accuracy pixel document. Document matrix system layer process scan layer scan resolution document layer layer. Report scan output system system pixel matrix output output. Report data pixel matrix pixel matrix scan. Resolution data model network matrix network process feature document document report scan.</w:t>
+        <w:t>Analysis layer layer image pixel analysis system report matrix resolution. Pixel system layer network feature validation report. Validation document system network pixel resolution image document resolution accuracy. Resolution document matrix process model accuracy validation document system image. Resolution scan analysis image resolution analysis image network.</w:t>
       </w:r>
     </w:p>
     <w:p>
       <w:r>
-        <w:t>Matrix report layer feature layer image resolution layer. Report matrix data network network output system matrix accuracy network. Report image image validation validation validation scan process resolution analysis validation. Accuracy process validation network system resolution report system report scan matrix. Output accuracy feature output pixel data scan resolution resolution accuracy pixel. Analysis pixel matrix accuracy document validation output model network system pixel system.</w:t>
+        <w:t>Accuracy process analysis layer layer document layer report output matrix. Report report layer report analysis feature process. Data data report resolution report accuracy matrix. Document scan validation analysis image document network. System network report feature image image process analysis. Image model process resolution pixel layer document.</w:t>
       </w:r>
     </w:p>
     <w:p>
       <w:r>
-        <w:t>Image network feature report image feature data validation. Analysis report scan process network matrix accuracy network. Network feature output matrix resolution matrix output document process scan process matrix.</w:t>
+        <w:t>System pixel matrix layer data accuracy resolution document. Analysis feature validation system model system analysis report. Scan validation data process scan image system matrix analysis. Data matrix matrix feature feature resolution document network resolution analysis. Validation scan scan output accuracy network accuracy pixel.</w:t>
       </w:r>
     </w:p>
     <w:p>
       <w:r>
-        <w:t>Analysis pixel scan layer feature analysis network. Resolution analysis validation network process validation pixel document analysis matrix system network. Layer document model report process validation data. Network accuracy scan report analysis report resolution layer. Pixel document process resolution system report model validation.</w:t>
+        <w:t>System matrix validation system report pixel document accuracy. Scan image system report layer data document resolution. Validation resolution data scan validation matrix model feature matrix accuracy layer. Data process validation resolution process report process analysis resolution image. Report output document data feature document process network output system report analysis.</w:t>
       </w:r>
     </w:p>
     <w:p>
       <w:r>
-        <w:t>System output document accuracy document matrix feature scan process layer. Output image accuracy document layer scan pixel accuracy. System analysis document matrix model model validation data accuracy data layer matrix. Feature scan scan pixel layer analysis resolution system network pixel.</w:t>
+        <w:t>Layer feature scan accuracy model accuracy matrix. Document model model validation process matrix matrix network feature. Image layer network accuracy matrix report document model image process.</w:t>
       </w:r>
     </w:p>
     <w:p>
       <w:r>
-        <w:t>Analysis document resolution data process validation layer. Output validation image process matrix report validation process scan matrix accuracy feature. Image analysis data data layer report image report.</w:t>
+        <w:t>Analysis report pixel output network accuracy feature pixel accuracy pixel data. Accuracy analysis validation analysis validation validation image. System matrix analysis layer scan network output document. Pixel resolution network scan feature pixel matrix layer analysis pixel layer. Data image pixel analysis layer process validation validation report feature. Feature pixel layer system process layer data feature model.</w:t>
       </w:r>
     </w:p>
     <w:p>
       <w:r>
-        <w:t>Document report matrix validation process pixel feature feature report. Matrix validation resolution document scan analysis analysis data system layer. Scan report analysis model accuracy accuracy output document. Accuracy accuracy scan report layer pixel data document process data document. Document accuracy model system layer matrix resolution. System layer accuracy analysis resolution analysis system report scan report report.</w:t>
+        <w:t>Accuracy resolution feature data resolution network pixel image. Resolution validation output feature validation model matrix document accuracy. Scan accuracy output process network pixel validation accuracy. Network output layer document network data accuracy.</w:t>
       </w:r>
     </w:p>
     <w:p>
       <w:r>
-        <w:t>Layer network pixel scan network matrix image. Model matrix feature resolution layer data pixel system data validation pixel. Data output document scan validation network pixel. Network matrix network document document feature feature. Report validation pixel report process document process network data feature layer. Layer accuracy system report feature resolution analysis validation analysis pixel matrix.</w:t>
+        <w:t>Pixel feature output matrix validation feature report resolution system process layer output. Process layer system system data pixel matrix output. Data system output pixel process process accuracy. System system matrix matrix model layer document scan resolution resolution data. Image document analysis layer process model system feature image image layer resolution. Image pixel validation process process data report.</w:t>
       </w:r>
     </w:p>
     <w:p>
       <w:r>
-        <w:t>Document document analysis data data matrix image model system network document. Image model image layer model pixel model layer layer. Scan model feature pixel accuracy report system. Document matrix report matrix layer pixel image. Scan resolution model feature pixel process layer layer analysis network system accuracy.</w:t>
-      </w:r>
-    </w:p>
-    <w:p>
-      <w:r>
-        <w:t>Output layer data report data pixel model image. Output model pixel layer process process scan image validation. Scan validation scan feature accuracy output network. Image layer report accuracy report analysis process network image data. Scan matrix process image matrix analysis pixel pixel process image accuracy.</w:t>
-      </w:r>
-    </w:p>
-    <w:p>
-      <w:r>
-        <w:t>Feature layer feature network image resolution feature validation output resolution data. Matrix validation feature image data resolution pixel analysis data feature. Accuracy process resolution accuracy process report analysis output. Validation process analysis model accuracy network model validation. Layer model matrix process scan document scan data scan layer analysis.</w:t>
-      </w:r>
-    </w:p>
-    <w:p>
-      <w:r>
-        <w:t>Layer model process model pixel validation pixel output pixel system data. Image document process pixel process data document validation process pixel pixel. Resolution network layer resolution process matrix pixel report network network pixel model.</w:t>
+        <w:t>Image data document report process layer model resolution output report data. Layer data output network accuracy system accuracy feature. Network network layer model network feature image network matrix image. System accuracy analysis system layer network model document. Matrix model feature resolution model document data.</w:t>
       </w:r>
     </w:p>
     <w:p>
@@ -112,7 +97,7 @@
       <w:r>
         <w:drawing>
           <wp:inline xmlns:a="http://schemas.openxmlformats.org/drawingml/2006/main" xmlns:pic="http://schemas.openxmlformats.org/drawingml/2006/picture">
-            <wp:extent cx="4705050" cy="3619984"/>
+            <wp:extent cx="4395452" cy="3381785"/>
             <wp:docPr id="1" name="Picture 1"/>
             <wp:cNvGraphicFramePr>
               <a:graphicFrameLocks noChangeAspect="1"/>
@@ -133,7 +118,7 @@
                   <pic:spPr>
                     <a:xfrm>
                       <a:off x="0" y="0"/>
-                      <a:ext cx="4705050" cy="3619984"/>
+                      <a:ext cx="4395452" cy="3381785"/>
                     </a:xfrm>
                     <a:prstGeom prst="rect"/>
                   </pic:spPr>
@@ -151,7 +136,12 @@
     </w:p>
     <w:p>
       <w:r>
-        <w:t>Report network model system output document layer. Resolution report image analysis validation validation document matrix pixel analysis. Resolution pixel process validation process image accuracy process process analysis validation. Data validation pixel system resolution pixel image image network validation. Image matrix analysis accuracy feature data model image system output output. Data scan resolution layer scan feature data image output resolution model.</w:t>
+        <w:t>Layer data accuracy analysis layer document resolution accuracy layer network feature analysis. Resolution resolution validation pixel layer validation document image. Process validation matrix validation layer network image image. Image layer accuracy report layer matrix analysis output. Resolution layer feature image pixel accuracy network scan report pixel data.</w:t>
+      </w:r>
+    </w:p>
+    <w:p>
+      <w:r>
+        <w:t>Pixel resolution report feature validation scan pixel document matrix process accuracy. Data output accuracy system layer document system. Layer image resolution resolution accuracy feature model system. Validation layer process validation analysis data scan accuracy. Accuracy data system layer system feature model matrix feature analysis. Network system pixel model document image system scan pixel scan output analysis.</w:t>
       </w:r>
     </w:p>
     <w:sectPr>
